--- a/All_Books/09 THOUSAND LIVES/Word vervion/THOUSAND_LIVES_ja_A6.docx
+++ b/All_Books/09 THOUSAND LIVES/Word vervion/THOUSAND_LIVES_ja_A6.docx
@@ -4908,17 +4908,7 @@
           <w:sz w:val="32"/>
           <w:szCs w:val="32"/>
         </w:rPr>
-        <w:t>しかし、長引く膠着状態に私は焦りを感じ始めていた。ある日、斥候から、蛇王が負傷したようで、20匹ほどの小集団と共に険しい海底山脈の方へ逃げようとしているとの報告が入った。これこそ戦争を</w:t>
-      </w:r>
-      <w:bookmarkStart w:id="0" w:name="_GoBack"/>
-      <w:bookmarkEnd w:id="0"/>
-      <w:r>
-        <w:rPr>
-          <w:rFonts w:ascii="Yu Gothic" w:eastAsia="Yu Gothic" w:hAnsi="Yu Gothic" w:cs="Yu Gothic"/>
-          <w:sz w:val="32"/>
-          <w:szCs w:val="32"/>
-        </w:rPr>
-        <w:t>終わらせる千載一遇の好機と信じ、私は運命的な決断を下した。本隊から離れ、500名余りの最も精鋭で敏捷な戦士だけを率いて神速の追撃を行うことにし</w:t>
+        <w:t>しかし、長引く膠着状態に私は焦りを感じ始めていた。ある日、斥候から、蛇王が負傷したようで、20匹ほどの小集団と共に険しい海底山脈の方へ逃げようとしているとの報告が入った。これこそ戦争を終わらせる千載一遇の好機と信じ、私は運命的な決断を下した。本隊から離れ、500名余りの最も精鋭で敏捷な戦士だけを率いて神速の追撃を行うことにし</w:t>
       </w:r>
       <w:r>
         <w:rPr>
@@ -20147,7 +20137,7 @@
           <w:sz w:val="32"/>
           <w:szCs w:val="32"/>
         </w:rPr>
-        <w:t>私は全生涯を振り返った。理想に燃えた武将から、静けさを求める禅僧へと。そして私は、穏やかに微笑んだ。小川のせせら-ぎと松の歌声の中、私は安らかにこの世を去った。輝かしい光輪もなく、色とりどりの舎利もなく、ただ、真の平安を見出した老兵の、自らの道を全うした無名の</w:t>
+        <w:t>私は全生涯を振り返った。理想に燃えた武将から、静けさを求める禅僧へと。そして私は、穏やかに微笑んだ。小川のせせらぎと松の歌声の中、私は安らかにこの世を去った。輝かしい光輪もなく、色とりどりの舎利もなく、ただ、真の平安を見出した老兵の、自らの道を全うした無名の</w:t>
       </w:r>
       <w:r>
         <w:rPr>
@@ -26437,7 +26427,7 @@
       <w:pPr>
         <w:pStyle w:val="NormalWeb"/>
         <w:rPr>
-          <w:rFonts w:ascii="Yu Gothic" w:eastAsia="Yu Gothic" w:hAnsi="Yu Gothic" w:cs="Yu Gothic"/>
+          <w:rFonts w:ascii="Yu Gothic" w:eastAsiaTheme="minorEastAsia" w:hAnsi="Yu Gothic" w:cs="Yu Gothic"/>
           <w:sz w:val="32"/>
           <w:szCs w:val="32"/>
         </w:rPr>
@@ -26451,6 +26441,60 @@
         <w:lastRenderedPageBreak/>
         <w:t>– 千の人生 (Thousand Lives) → 本書</w:t>
       </w:r>
+    </w:p>
+    <w:p>
+      <w:pPr>
+        <w:pStyle w:val="NormalWeb"/>
+        <w:rPr>
+          <w:rFonts w:ascii="Yu Gothic" w:eastAsiaTheme="minorEastAsia" w:hAnsi="Yu Gothic" w:cs="Yu Gothic"/>
+          <w:sz w:val="32"/>
+          <w:szCs w:val="32"/>
+        </w:rPr>
+      </w:pPr>
+      <w:r>
+        <w:rPr>
+          <w:rFonts w:ascii="Yu Gothic" w:eastAsiaTheme="minorEastAsia" w:hAnsi="Yu Gothic" w:cs="Yu Gothic" w:hint="eastAsia"/>
+          <w:sz w:val="32"/>
+          <w:szCs w:val="32"/>
+        </w:rPr>
+        <w:t>–</w:t>
+      </w:r>
+      <w:r>
+        <w:rPr>
+          <w:rFonts w:ascii="Yu Gothic" w:eastAsiaTheme="minorEastAsia" w:hAnsi="Yu Gothic" w:cs="Yu Gothic" w:hint="eastAsia"/>
+          <w:sz w:val="32"/>
+          <w:szCs w:val="32"/>
+        </w:rPr>
+        <w:t xml:space="preserve"> </w:t>
+      </w:r>
+      <w:r>
+        <w:rPr>
+          <w:rFonts w:ascii="Yu Gothic" w:eastAsiaTheme="minorEastAsia" w:hAnsi="Yu Gothic" w:cs="Yu Gothic" w:hint="eastAsia"/>
+          <w:sz w:val="32"/>
+          <w:szCs w:val="32"/>
+        </w:rPr>
+        <w:t>ビッグバンを超えた宇宙</w:t>
+      </w:r>
+      <w:r>
+        <w:rPr>
+          <w:rFonts w:ascii="Yu Gothic" w:eastAsiaTheme="minorEastAsia" w:hAnsi="Yu Gothic" w:cs="Yu Gothic" w:hint="eastAsia"/>
+          <w:sz w:val="32"/>
+          <w:szCs w:val="32"/>
+        </w:rPr>
+        <w:t xml:space="preserve"> (The Universe Beyond The Big Bang)</w:t>
+      </w:r>
+    </w:p>
+    <w:p>
+      <w:pPr>
+        <w:pStyle w:val="NormalWeb"/>
+        <w:rPr>
+          <w:rFonts w:ascii="Yu Gothic" w:eastAsiaTheme="minorEastAsia" w:hAnsi="Yu Gothic" w:cs="Yu Gothic" w:hint="eastAsia"/>
+          <w:sz w:val="32"/>
+          <w:szCs w:val="32"/>
+        </w:rPr>
+      </w:pPr>
+      <w:bookmarkStart w:id="0" w:name="_GoBack"/>
+      <w:bookmarkEnd w:id="0"/>
     </w:p>
     <w:p>
       <w:pPr>
@@ -26665,7 +26709,7 @@
             <w:sz w:val="24"/>
             <w:szCs w:val="24"/>
           </w:rPr>
-          <w:t>143</w:t>
+          <w:t>704</w:t>
         </w:r>
         <w:r>
           <w:rPr>
